--- a/lagal docs/new docs/myauto_privacy_policy_en_firebase_updated.docx
+++ b/lagal docs/new docs/myauto_privacy_policy_en_firebase_updated.docx
@@ -18,7 +18,7 @@
     </w:p>
     <w:p>
       <w:r>
-        <w:t>Developer / data controller: Igor Zotov (“Developer”, “we”, “us”). Privacy contact: Myautoapp.iOS@yandex.ru.</w:t>
+        <w:t>Developer / data controller: Ravil Novruzov (“Developer”, “we”, “us”). Privacy contact: Myautoapp.iOS@yandex.ru.</w:t>
       </w:r>
     </w:p>
     <w:p>
